--- a/docs/Allegheny tax liens.docx
+++ b/docs/Allegheny tax liens.docx
@@ -20,6 +20,7 @@
           <w:rFonts w:ascii="Arial" w:hAnsi="Arial" w:cs="Arial"/>
           <w:b w:val="0"/>
           <w:bCs w:val="0"/>
+          <w:noProof/>
           <w:color w:val="E3E3E3"/>
           <w:sz w:val="28"/>
           <w:szCs w:val="28"/>
@@ -76,25 +77,7 @@
           <w:sz w:val="28"/>
           <w:szCs w:val="28"/>
         </w:rPr>
-        <w:t>trabajando con registros de impuestos y gravámenes legales (</w:t>
-      </w:r>
-      <w:proofErr w:type="spellStart"/>
-      <w:r>
-        <w:rPr>
-          <w:rFonts w:ascii="Arial" w:hAnsi="Arial" w:cs="Arial"/>
-          <w:sz w:val="28"/>
-          <w:szCs w:val="28"/>
-        </w:rPr>
-        <w:t>liens</w:t>
-      </w:r>
-      <w:proofErr w:type="spellEnd"/>
-      <w:r>
-        <w:rPr>
-          <w:rFonts w:ascii="Arial" w:hAnsi="Arial" w:cs="Arial"/>
-          <w:sz w:val="28"/>
-          <w:szCs w:val="28"/>
-        </w:rPr>
-        <w:t>) del Condado de Allegheny.</w:t>
+        <w:t>trabajando con registros de impuestos y gravámenes legales (liens) del Condado de Allegheny.</w:t>
       </w:r>
     </w:p>
     <w:p>
@@ -112,24 +95,7 @@
           <w:szCs w:val="28"/>
         </w:rPr>
         <w:br/>
-      </w:r>
-      <w:proofErr w:type="spellStart"/>
-      <w:r>
-        <w:rPr>
-          <w:rFonts w:ascii="Arial" w:hAnsi="Arial" w:cs="Arial"/>
-          <w:sz w:val="28"/>
-          <w:szCs w:val="28"/>
-        </w:rPr>
-        <w:t>Tax_Liens_Details</w:t>
-      </w:r>
-      <w:proofErr w:type="spellEnd"/>
-      <w:r>
-        <w:rPr>
-          <w:rFonts w:ascii="Arial" w:hAnsi="Arial" w:cs="Arial"/>
-          <w:sz w:val="28"/>
-          <w:szCs w:val="28"/>
-        </w:rPr>
-        <w:t>: Detalles de Gravámenes</w:t>
+        <w:t>Tax_Liens_Details: Detalles de Gravámenes</w:t>
       </w:r>
     </w:p>
     <w:p>
@@ -183,52 +149,14 @@
           <w:szCs w:val="28"/>
         </w:rPr>
       </w:pPr>
-      <w:proofErr w:type="spellStart"/>
       <w:r>
         <w:rPr>
           <w:rFonts w:ascii="Arial" w:hAnsi="Arial" w:cs="Arial"/>
           <w:sz w:val="28"/>
           <w:szCs w:val="28"/>
         </w:rPr>
-        <w:t>Tax_Liens_Summary</w:t>
+        <w:t>Tax_Liens_Summary: Resumen de Totales</w:t>
       </w:r>
-      <w:proofErr w:type="spellEnd"/>
-      <w:r>
-        <w:rPr>
-          <w:rFonts w:ascii="Arial" w:hAnsi="Arial" w:cs="Arial"/>
-          <w:sz w:val="28"/>
-          <w:szCs w:val="28"/>
-        </w:rPr>
-        <w:t xml:space="preserve">: </w:t>
-      </w:r>
-      <w:proofErr w:type="spellStart"/>
-      <w:r>
-        <w:rPr>
-          <w:rFonts w:ascii="Arial" w:hAnsi="Arial" w:cs="Arial"/>
-          <w:sz w:val="28"/>
-          <w:szCs w:val="28"/>
-        </w:rPr>
-        <w:t>Resumen</w:t>
-      </w:r>
-      <w:proofErr w:type="spellEnd"/>
-      <w:r>
-        <w:rPr>
-          <w:rFonts w:ascii="Arial" w:hAnsi="Arial" w:cs="Arial"/>
-          <w:sz w:val="28"/>
-          <w:szCs w:val="28"/>
-        </w:rPr>
-        <w:t xml:space="preserve"> de </w:t>
-      </w:r>
-      <w:proofErr w:type="spellStart"/>
-      <w:r>
-        <w:rPr>
-          <w:rFonts w:ascii="Arial" w:hAnsi="Arial" w:cs="Arial"/>
-          <w:sz w:val="28"/>
-          <w:szCs w:val="28"/>
-        </w:rPr>
-        <w:t>Totales</w:t>
-      </w:r>
-      <w:proofErr w:type="spellEnd"/>
     </w:p>
     <w:p>
       <w:pPr>
@@ -304,6 +232,14 @@
           <w:szCs w:val="28"/>
         </w:rPr>
         <w:t>Relación entre las tablas</w:t>
+      </w:r>
+      <w:r>
+        <w:rPr>
+          <w:rFonts w:ascii="Arial" w:hAnsi="Arial" w:cs="Arial"/>
+          <w:sz w:val="28"/>
+          <w:szCs w:val="28"/>
+        </w:rPr>
+        <w:t xml:space="preserve"> (bronze)</w:t>
       </w:r>
     </w:p>
     <w:tbl>
@@ -543,7 +479,6 @@
                 <w:lang w:eastAsia="es-ES"/>
               </w:rPr>
             </w:pPr>
-            <w:proofErr w:type="spellStart"/>
             <w:r>
               <w:rPr>
                 <w:rFonts w:ascii="Arial" w:eastAsia="Times New Roman" w:hAnsi="Arial" w:cs="Arial"/>
@@ -557,7 +492,6 @@
               </w:rPr>
               <w:t>dtd</w:t>
             </w:r>
-            <w:proofErr w:type="spellEnd"/>
           </w:p>
         </w:tc>
         <w:tc>
